--- a/ind/docx/03.content.docx
+++ b/ind/docx/03.content.docx
@@ -11,6 +11,15 @@
         <w:pStyle w:val="Heading2"/>
       </w:pPr>
       <w:r>
+        <w:t>Resource: Catatan Studi (Tyndale)</w:t>
+      </w:r>
+      <w:r/>
+    </w:p>
+    <w:p>
+      <w:pPr>
+        <w:pStyle w:val="Heading2"/>
+      </w:pPr>
+      <w:r>
         <w:t>License Information</w:t>
       </w:r>
       <w:r/>
@@ -21,7 +30,7 @@
         <w:rPr>
           <w:b/>
         </w:rPr>
-        <w:t>Study Notes (Tyndale)</w:t>
+        <w:t>Catatan Studi (Tyndale)</w:t>
       </w:r>
       <w:r>
         <w:t xml:space="preserve"> (Indonesian) is based on</w:t>
@@ -74,7 +83,7 @@
         <w:pStyle w:val="Heading1"/>
       </w:pPr>
       <w:r>
-        <w:t>Study Notes (Tyndale)</w:t>
+        <w:t>Catatan Studi (Tyndale)</w:t>
       </w:r>
     </w:p>
     <w:p>
@@ -83,6 +92,51 @@
           <w:headerReference w:type="even" r:id="rId8"/>
           <w:headerReference w:type="default" r:id="rId9"/>
           <w:footerReference w:type="default" r:id="rId10"/>
+          <w:footnotePr>
+            <w:numRestart w:val="eachSect"/>
+          </w:footnotePr>
+          <w:type w:val="continuous"/>
+          <w:pgSz w:w="12240" w:h="15840" w:code="1"/>
+          <w:pgMar w:top="1440" w:right="1440" w:bottom="1440" w:left="1440" w:header="504" w:footer="504" w:gutter="0"/>
+          <w:cols w:space="708"/>
+          <w:titlePg/>
+          <w:docGrid w:linePitch="360"/>
+        </w:sectPr>
+      </w:pPr>
+    </w:p>
+    <w:p>
+      <w:r/>
+    </w:p>
+    <w:p>
+      <w:pPr>
+        <w:pStyle w:val="Heading2"/>
+      </w:pPr>
+      <w:r>
+        <w:t>LEV</w:t>
+      </w:r>
+      <w:r/>
+    </w:p>
+    <w:p>
+      <w:r/>
+      <w:r>
+        <w:rPr>
+          <w:i/>
+        </w:rPr>
+        <w:t>Imamat 1:1, Imamat 1:1–7.38, Imamat 1:2–3, Imamat 1:3, Imamat 1:3–17, Imamat 1:4, Imamat 1:5, Imamat 1:6, Imamat 1:8, Imamat 1:9, Imamat 1:10–13, Imamat 1:14–17, Imamat 1:17, Imamat 2:1, Imamat 2:1–16, Imamat 2:2, Imamat 2:3, Imamat 2:4, Imamat 2:5, Imamat 2:7, Imamat 2:11, Imamat 2:12, Imamat 2:13, Imamat 3:1, Imamat 3:1–17, Imamat 3:4, Imamat 3:5, Imamat 3:6–11, Imamat 3:9, Imamat 3:11, Imamat 3:12–16, Imamat 3:17, Imamat 4:1–5.13, Imamat 4:3, Imamat 4:3–21, Imamat 4:5–6, Imamat 4:7, Imamat 4:11–12, Imamat 4:15, Imamat 4:20, Imamat 4:22, Imamat 4:22–35, Imamat 4:23, Imamat 4:24, Imamat 4:25, Imamat 4:27–35, Imamat 5:1, Imamat 5:1–6, Imamat 5:2, Imamat 5:3, Imamat 5:4, Imamat 5:5, Imamat 5:6, Imamat 5:7, Imamat 5:7–13, Imamat 5:11, Imamat 5:13, Imamat 5:14–6:7, Imamat 5:15, Imamat 5:16, Imamat 5:17–19, Imamat 6:2, Imamat 6:5, Imamat 6:7, Imamat 6:8–7.38, Imamat 6:10, Imamat 6:11, Imamat 6:12–13, Imamat 6:16, Imamat 6:17, Imamat 6:18, Imamat 6:19–23, Imamat 6:22, Imamat 6:23, Imamat 6:28, Imamat 6:30, Imamat 7:3–4, Imamat 7:12–15, Imamat 7:15, Imamat 7:16–18</w:t>
+      </w:r>
+      <w:r/>
+    </w:p>
+    <w:p>
+      <w:r/>
+      <w:r>
+        <w:t xml:space="preserve"> </w:t>
+      </w:r>
+      <w:r/>
+      <w:r/>
+    </w:p>
+    <w:p>
+      <w:pPr>
+        <w:sectPr>
           <w:footnotePr>
             <w:numRestart w:val="eachSect"/>
           </w:footnotePr>

--- a/ind/docx/03.content.docx
+++ b/ind/docx/03.content.docx
@@ -163,13 +163,6 @@
         <w:rPr>
           <w:lang w:val="id_ID" w:bidi="id_ID"/>
         </w:rPr>
-      </w:r>
-      <w:r>
-        <w:rPr>
-          <w:i/>
-          <w:lang w:val="id_ID" w:bidi="id_ID"/>
-        </w:rPr>
-        <w:t>Imamat 1:1, Imamat 1:1–7.38, Imamat 1:2–3, Imamat 1:3, Imamat 1:3–17, Imamat 1:4, Imamat 1:5, Imamat 1:6, Imamat 1:8, Imamat 1:9, Imamat 1:10–13, Imamat 1:14–17, Imamat 1:17, Imamat 2:1, Imamat 2:1–16, Imamat 2:2, Imamat 2:3, Imamat 2:4, Imamat 2:5, Imamat 2:7, Imamat 2:11, Imamat 2:12, Imamat 2:13, Imamat 3:1, Imamat 3:1–17, Imamat 3:4, Imamat 3:5, Imamat 3:6–11, Imamat 3:9, Imamat 3:11, Imamat 3:12–16, Imamat 3:17, Imamat 4:1–5.13, Imamat 4:3, Imamat 4:3–21, Imamat 4:5–6, Imamat 4:7, Imamat 4:11–12, Imamat 4:15, Imamat 4:20, Imamat 4:22, Imamat 4:22–35, Imamat 4:23, Imamat 4:24, Imamat 4:25, Imamat 4:27–35, Imamat 5:1, Imamat 5:1–6, Imamat 5:2, Imamat 5:3, Imamat 5:4, Imamat 5:5, Imamat 5:6, Imamat 5:7, Imamat 5:7–13, Imamat 5:11, Imamat 5:13, Imamat 5:14–6:7, Imamat 5:15, Imamat 5:16, Imamat 5:17–19, Imamat 6:2, Imamat 6:5, Imamat 6:7, Imamat 6:8–7.38, Imamat 6:10, Imamat 6:11, Imamat 6:12–13, Imamat 6:16, Imamat 6:17, Imamat 6:18, Imamat 6:19–23, Imamat 6:22, Imamat 6:23, Imamat 6:28, Imamat 6:30, Imamat 7:3–4, Imamat 7:12–15, Imamat 7:15, Imamat 7:16–18</w:t>
       </w:r>
       <w:r>
         <w:rPr>

--- a/ind/docx/03.content.docx
+++ b/ind/docx/03.content.docx
@@ -19,7 +19,7 @@
         <w:rPr>
           <w:lang w:val="id_ID" w:bidi="id_ID"/>
         </w:rPr>
-        <w:t>Resource: Catatan Studi (Tyndale)</w:t>
+        <w:t>Resource: Tyndale Open Study Notes</w:t>
       </w:r>
       <w:r>
         <w:rPr>
@@ -112,7 +112,7 @@
         <w:rPr>
           <w:lang w:val="id_ID" w:bidi="id_ID"/>
         </w:rPr>
-        <w:t>Catatan Studi (Tyndale)</w:t>
+        <w:t>Tyndale Open Study Notes</w:t>
       </w:r>
     </w:p>
     <w:p>
@@ -21931,6 +21931,246 @@
           <w:lang w:val="id_ID" w:bidi="id_ID"/>
         </w:rPr>
         <w:t>. Keluarnya cairan tubuh—seperti nanah, air mani, cairan menstruasi, atau darah—menyebabkan seseorang menjadi tidak tahir secara seremonial.</w:t>
+      </w:r>
+      <w:r>
+        <w:rPr>
+          <w:lang w:val="id_ID" w:bidi="id_ID"/>
+        </w:rPr>
+      </w:r>
+      <w:r>
+        <w:rPr>
+          <w:lang w:val="id_ID" w:bidi="id_ID"/>
+        </w:rPr>
+      </w:r>
+    </w:p>
+    <w:p>
+      <w:pPr/>
+      <w:r>
+        <w:rPr>
+          <w:lang w:val="id_ID" w:bidi="id_ID"/>
+        </w:rPr>
+      </w:r>
+    </w:p>
+    <w:p>
+      <w:pPr>
+        <w:pStyle w:val="Heading2"/>
+      </w:pPr>
+      <w:r>
+        <w:rPr>
+          <w:lang w:val="id_ID" w:bidi="id_ID"/>
+        </w:rPr>
+        <w:t>Imamat 16:1–34</w:t>
+      </w:r>
+      <w:r>
+        <w:rPr>
+          <w:lang w:val="id_ID" w:bidi="id_ID"/>
+        </w:rPr>
+      </w:r>
+    </w:p>
+    <w:p>
+      <w:pPr/>
+      <w:r>
+        <w:rPr>
+          <w:lang w:val="id_ID" w:bidi="id_ID"/>
+        </w:rPr>
+      </w:r>
+      <w:r>
+        <w:rPr>
+          <w:lang w:val="id_ID" w:bidi="id_ID"/>
+        </w:rPr>
+        <w:t xml:space="preserve">Hari Pendamaian, yaitu hari kesepuluh bulan ketujuh (lihat </w:t>
+      </w:r>
+      <w:hyperlink r:id="rId520">
+        <w:r>
+          <w:rPr>
+            <w:lang w:val="id_ID" w:bidi="id_ID"/>
+          </w:rPr>
+          <w:rPr>
+            <w:color w:val="0000EE"/>
+            <w:u w:val="single"/>
+          </w:rPr>
+          <w:t>Im. 16:29</w:t>
+        </w:r>
+      </w:hyperlink>
+      <w:r>
+        <w:rPr>
+          <w:lang w:val="id_ID" w:bidi="id_ID"/>
+        </w:rPr>
+        <w:t xml:space="preserve">; </w:t>
+      </w:r>
+      <w:hyperlink r:id="rId521">
+        <w:r>
+          <w:rPr>
+            <w:lang w:val="id_ID" w:bidi="id_ID"/>
+          </w:rPr>
+          <w:rPr>
+            <w:color w:val="0000EE"/>
+            <w:u w:val="single"/>
+          </w:rPr>
+          <w:t>23:27</w:t>
+        </w:r>
+      </w:hyperlink>
+      <w:r>
+        <w:rPr>
+          <w:lang w:val="id_ID" w:bidi="id_ID"/>
+        </w:rPr>
+        <w:t xml:space="preserve">; </w:t>
+      </w:r>
+      <w:hyperlink r:id="rId522">
+        <w:r>
+          <w:rPr>
+            <w:lang w:val="id_ID" w:bidi="id_ID"/>
+          </w:rPr>
+          <w:rPr>
+            <w:color w:val="0000EE"/>
+            <w:u w:val="single"/>
+          </w:rPr>
+          <w:t>Bil. 29:7</w:t>
+        </w:r>
+      </w:hyperlink>
+      <w:r>
+        <w:rPr>
+          <w:lang w:val="id_ID" w:bidi="id_ID"/>
+        </w:rPr>
+        <w:t>), adalah hari paling khidmat dalam setahun bagi bangsa Israel. Pada hari itu, umat diwajibkan berpuasa dan berhenti dari segala pekerjaan, sebab itu adalah Sabat perhentian bagi semua orang (</w:t>
+      </w:r>
+      <w:hyperlink r:id="rId523">
+        <w:r>
+          <w:rPr>
+            <w:lang w:val="id_ID" w:bidi="id_ID"/>
+          </w:rPr>
+          <w:rPr>
+            <w:color w:val="0000EE"/>
+            <w:u w:val="single"/>
+          </w:rPr>
+          <w:t>Im. 23:32</w:t>
+        </w:r>
+      </w:hyperlink>
+      <w:r>
+        <w:rPr>
+          <w:lang w:val="id_ID" w:bidi="id_ID"/>
+        </w:rPr>
+        <w:t>). Hari ini didahului oleh hari raya Nafiri (</w:t>
+      </w:r>
+      <w:hyperlink r:id="rId524">
+        <w:r>
+          <w:rPr>
+            <w:lang w:val="id_ID" w:bidi="id_ID"/>
+          </w:rPr>
+          <w:rPr>
+            <w:color w:val="0000EE"/>
+            <w:u w:val="single"/>
+          </w:rPr>
+          <w:t>Bil. 29:1</w:t>
+        </w:r>
+      </w:hyperlink>
+      <w:r>
+        <w:rPr>
+          <w:lang w:val="id_ID" w:bidi="id_ID"/>
+        </w:rPr>
+        <w:t xml:space="preserve">, </w:t>
+      </w:r>
+      <w:hyperlink r:id="rId525">
+        <w:r>
+          <w:rPr>
+            <w:lang w:val="id_ID" w:bidi="id_ID"/>
+          </w:rPr>
+          <w:rPr>
+            <w:color w:val="0000EE"/>
+            <w:u w:val="single"/>
+          </w:rPr>
+          <w:t>7–11</w:t>
+        </w:r>
+      </w:hyperlink>
+      <w:r>
+        <w:rPr>
+          <w:lang w:val="id_ID" w:bidi="id_ID"/>
+        </w:rPr>
+        <w:t>), dan menjadi waktu bagi penghapusan dosa seluruh umat. Hanya imam besar (Harun) yang boleh melakukan pendamaian itu, sebab hanya dia yang dapat mewakili semua orang, termasuk imam-imam lainnya (anak-anak Harun). Hari Pendamaian ini dikenal sebagai Yom Kippur.</w:t>
+      </w:r>
+      <w:r>
+        <w:rPr>
+          <w:lang w:val="id_ID" w:bidi="id_ID"/>
+        </w:rPr>
+      </w:r>
+      <w:r>
+        <w:rPr>
+          <w:lang w:val="id_ID" w:bidi="id_ID"/>
+        </w:rPr>
+      </w:r>
+    </w:p>
+    <w:p>
+      <w:pPr/>
+      <w:r>
+        <w:rPr>
+          <w:lang w:val="id_ID" w:bidi="id_ID"/>
+        </w:rPr>
+      </w:r>
+    </w:p>
+    <w:p>
+      <w:pPr>
+        <w:pStyle w:val="Heading2"/>
+      </w:pPr>
+      <w:r>
+        <w:rPr>
+          <w:lang w:val="id_ID" w:bidi="id_ID"/>
+        </w:rPr>
+        <w:t>Imamat 16:2</w:t>
+      </w:r>
+      <w:r>
+        <w:rPr>
+          <w:lang w:val="id_ID" w:bidi="id_ID"/>
+        </w:rPr>
+      </w:r>
+    </w:p>
+    <w:p>
+      <w:pPr/>
+      <w:r>
+        <w:rPr>
+          <w:lang w:val="id_ID" w:bidi="id_ID"/>
+        </w:rPr>
+      </w:r>
+      <w:r>
+        <w:rPr>
+          <w:lang w:val="id_ID" w:bidi="id_ID"/>
+        </w:rPr>
+        <w:t xml:space="preserve">Sebuah tirai memisahkan Tempat Kudus dari Tempat Maha Kudus. Secara konseptual, bait suci adalah istana Allah, Tempat Maha Kudus adalah ruang takhta-Nya, dan Tabut adalah takhta-Nya (lihat </w:t>
+      </w:r>
+      <w:hyperlink r:id="rId526">
+        <w:r>
+          <w:rPr>
+            <w:lang w:val="id_ID" w:bidi="id_ID"/>
+          </w:rPr>
+          <w:rPr>
+            <w:color w:val="0000EE"/>
+            <w:u w:val="single"/>
+          </w:rPr>
+          <w:t>Im. 1:1</w:t>
+        </w:r>
+      </w:hyperlink>
+      <w:r>
+        <w:rPr>
+          <w:lang w:val="id_ID" w:bidi="id_ID"/>
+        </w:rPr>
+        <w:t>). Di Timur Dekat kuno, memasuki hadirat seorang raja tanpa undangan berarti mempertaruhkan nyawa (</w:t>
+      </w:r>
+      <w:hyperlink r:id="rId527">
+        <w:r>
+          <w:rPr>
+            <w:lang w:val="id_ID" w:bidi="id_ID"/>
+          </w:rPr>
+          <w:rPr>
+            <w:color w:val="0000EE"/>
+            <w:u w:val="single"/>
+          </w:rPr>
+          <w:t>Est. 4:11</w:t>
+        </w:r>
+      </w:hyperlink>
+      <w:r>
+        <w:rPr>
+          <w:lang w:val="id_ID" w:bidi="id_ID"/>
+        </w:rPr>
+        <w:t>). Oleh karena itu, Tempat Maha Kudus bukanlah tempat yang bisa dimasuki Harun sembarangan. Tempat itu terlarang bahkan bagi imam besar, kecuali ketika Allah memerintahkan kehadirannya sebagai bagian dari ritual Hari Pendamaian.</w:t>
       </w:r>
       <w:r>
         <w:rPr>

--- a/ind/docx/03.content.docx
+++ b/ind/docx/03.content.docx
@@ -19,7 +19,7 @@
         <w:rPr>
           <w:lang w:val="id_ID" w:bidi="id_ID"/>
         </w:rPr>
-        <w:t>Resource: Tyndale Open Study Notes</w:t>
+        <w:t>Resource: Aquifer Open Study Notes</w:t>
       </w:r>
       <w:r>
         <w:rPr>
@@ -112,7 +112,7 @@
         <w:rPr>
           <w:lang w:val="id_ID" w:bidi="id_ID"/>
         </w:rPr>
-        <w:t>Tyndale Open Study Notes</w:t>
+        <w:t>Aquifer Open Study Notes</w:t>
       </w:r>
     </w:p>
     <w:p>
